--- a/07_SCI_TUST/Chapter01_前言/子節架構/子節架構.docx
+++ b/07_SCI_TUST/Chapter01_前言/子節架構/子節架構.docx
@@ -7,29 +7,114 @@
         <w:rPr>
           <w:rFonts w:ascii="Times New Roman" w:hAnsi="Times New Roman" w:eastAsia="標楷體"/>
           <w:b/>
-          <w:sz w:val="32"/>
+          <w:sz w:val="30"/>
         </w:rPr>
-        <w:t>前言——子節架構</w:t>
+        <w:t>前言 v2——五段制（B 型雙支線＋二階二分法收束；56 篇統計：眾數 4–5 段）</w:t>
       </w:r>
     </w:p>
     <w:p>
       <w:r>
         <w:rPr>
           <w:rFonts w:ascii="Times New Roman" w:hAnsi="Times New Roman" w:eastAsia="標楷體"/>
-          <w:b/>
-          <w:sz w:val="24"/>
+          <w:b w:val="0"/>
+          <w:sz w:val="23"/>
         </w:rPr>
-        <w:t>段落結構（5 段）</w:t>
+        <w:t>整體原型＝</w:t>
       </w:r>
-    </w:p>
-    <w:p>
       <w:r>
         <w:rPr>
           <w:rFonts w:ascii="Times New Roman" w:hAnsi="Times New Roman" w:eastAsia="標楷體"/>
-          <w:b/>
-          <w:sz w:val="24"/>
+          <w:b w:val="0"/>
+          <w:color w:val="1F4EC8"/>
+          <w:sz w:val="23"/>
         </w:rPr>
-        <w:t>P1 研究背景：營運山岳隧道老化×極端水文＝維養挑戰；台灣山岳鐵路案例特殊性（文資＋營運中）</w:t>
+        <w:t>(Wang et al., 2024)</w:t>
+      </w:r>
+      <w:r>
+        <w:rPr>
+          <w:rFonts w:ascii="Times New Roman" w:hAnsi="Times New Roman" w:eastAsia="標楷體"/>
+          <w:b w:val="0"/>
+          <w:color w:val="1F4EC8"/>
+          <w:sz w:val="23"/>
+        </w:rPr>
+        <w:t>(Chiu et al., 2017)</w:t>
+      </w:r>
+      <w:r>
+        <w:rPr>
+          <w:rFonts w:ascii="Times New Roman" w:hAnsi="Times New Roman" w:eastAsia="標楷體"/>
+          <w:b w:val="0"/>
+          <w:sz w:val="23"/>
+        </w:rPr>
+        <w:t xml:space="preserve"> 的五段雙支線骨架，P4 內嵌 </w:t>
+      </w:r>
+      <w:r>
+        <w:rPr>
+          <w:rFonts w:ascii="Times New Roman" w:hAnsi="Times New Roman" w:eastAsia="標楷體"/>
+          <w:b w:val="0"/>
+          <w:color w:val="1F4EC8"/>
+          <w:sz w:val="23"/>
+        </w:rPr>
+        <w:t>(Liu et al., 2022)</w:t>
+      </w:r>
+      <w:r>
+        <w:rPr>
+          <w:rFonts w:ascii="Times New Roman" w:hAnsi="Times New Roman" w:eastAsia="標楷體"/>
+          <w:b w:val="0"/>
+          <w:sz w:val="23"/>
+        </w:rPr>
+        <w:t xml:space="preserve"> 二階二分法收束；摘要第 2–3 句先放缺口短版（</w:t>
+      </w:r>
+      <w:r>
+        <w:rPr>
+          <w:rFonts w:ascii="Times New Roman" w:hAnsi="Times New Roman" w:eastAsia="標楷體"/>
+          <w:b w:val="0"/>
+          <w:color w:val="1F4EC8"/>
+          <w:sz w:val="23"/>
+        </w:rPr>
+        <w:t>(Wu et al., 2024)</w:t>
+      </w:r>
+      <w:r>
+        <w:rPr>
+          <w:rFonts w:ascii="Times New Roman" w:hAnsi="Times New Roman" w:eastAsia="標楷體"/>
+          <w:b w:val="0"/>
+          <w:sz w:val="23"/>
+        </w:rPr>
+        <w:t xml:space="preserve"> 缺口說兩次）；各文獻段以缺口句收尾（</w:t>
+      </w:r>
+      <w:r>
+        <w:rPr>
+          <w:rFonts w:ascii="Times New Roman" w:hAnsi="Times New Roman" w:eastAsia="標楷體"/>
+          <w:b w:val="0"/>
+          <w:color w:val="1F4EC8"/>
+          <w:sz w:val="23"/>
+        </w:rPr>
+        <w:t>(Paraskevopoulou &amp; Diederichs, 2018)</w:t>
+      </w:r>
+      <w:r>
+        <w:rPr>
+          <w:rFonts w:ascii="Times New Roman" w:hAnsi="Times New Roman" w:eastAsia="標楷體"/>
+          <w:b w:val="0"/>
+          <w:sz w:val="23"/>
+        </w:rPr>
+        <w:t xml:space="preserve"> 迴聲術：同一缺口全文至少四現）。</w:t>
+      </w:r>
+      <w:r>
+        <w:rPr>
+          <w:rFonts w:ascii="Times New Roman" w:hAnsi="Times New Roman" w:eastAsia="標楷體"/>
+          <w:b w:val="0"/>
+          <w:sz w:val="23"/>
+        </w:rPr>
+        <w:t xml:space="preserve">　</w:t>
+      </w:r>
+      <w:r>
+        <w:rPr>
+          <w:rFonts w:ascii="Times New Roman" w:hAnsi="Times New Roman" w:eastAsia="標楷體"/>
+          <w:b w:val="0"/>
+          <w:color w:val="000000"/>
+          <w:sz w:val="21"/>
+          <w:highlight w:val="yellow"/>
+        </w:rPr>
+        <w:t>【重點：五段=雙支線+二分法收束+缺口迴聲】</w:t>
       </w:r>
     </w:p>
     <w:p>
@@ -40,19 +125,9 @@
         <w:rPr>
           <w:rFonts w:ascii="Times New Roman" w:hAnsi="Times New Roman" w:eastAsia="標楷體"/>
           <w:b w:val="0"/>
-          <w:sz w:val="22"/>
+          <w:sz w:val="23"/>
         </w:rPr>
-        <w:t>L5＋Wang TT 2024</w:t>
-      </w:r>
-    </w:p>
-    <w:p>
-      <w:r>
-        <w:rPr>
-          <w:rFonts w:ascii="Times New Roman" w:hAnsi="Times New Roman" w:eastAsia="標楷體"/>
-          <w:b/>
-          <w:sz w:val="24"/>
-        </w:rPr>
-        <w:t>P2 近期研究（水文→襯砌＋依時變形）：降雨/地下水對襯砌載重與劣化；潛變本構與依時變形進展</w:t>
+        <w:t>P1 現象共識＋案例鉤子（工程痛點開場；全段零方法詞）</w:t>
       </w:r>
     </w:p>
     <w:p>
@@ -63,19 +138,9 @@
         <w:rPr>
           <w:rFonts w:ascii="Times New Roman" w:hAnsi="Times New Roman" w:eastAsia="標楷體"/>
           <w:b w:val="0"/>
-          <w:sz w:val="22"/>
+          <w:sz w:val="23"/>
         </w:rPr>
-        <w:t>L1＋L2</w:t>
-      </w:r>
-    </w:p>
-    <w:p>
-      <w:r>
-        <w:rPr>
-          <w:rFonts w:ascii="Times New Roman" w:hAnsi="Times New Roman" w:eastAsia="標楷體"/>
-          <w:b/>
-          <w:sz w:val="24"/>
-        </w:rPr>
-        <w:t>P3 近期研究（數值方法）：連續-離散耦合模擬襯砌開裂之發展；跨尺度方法</w:t>
+        <w:t>P2 支線 A：襯砌裂縫/劣化研究 → 第一刀（認識缺口：水文驅動的時間演化未被檢視）</w:t>
       </w:r>
     </w:p>
     <w:p>
@@ -86,19 +151,9 @@
         <w:rPr>
           <w:rFonts w:ascii="Times New Roman" w:hAnsi="Times New Roman" w:eastAsia="標楷體"/>
           <w:b w:val="0"/>
-          <w:sz w:val="22"/>
+          <w:sz w:val="23"/>
         </w:rPr>
-        <w:t>L3</w:t>
-      </w:r>
-    </w:p>
-    <w:p>
-      <w:r>
-        <w:rPr>
-          <w:rFonts w:ascii="Times New Roman" w:hAnsi="Times New Roman" w:eastAsia="標楷體"/>
-          <w:b/>
-          <w:sz w:val="24"/>
-        </w:rPr>
-        <w:t>P4 研究瓶頸（然而…）：①依時變形止於圍岩尺度②隧道–邊坡互制只做地震③水文當靜態工況；皆單向無回饋</w:t>
+        <w:t>P3 支線 B：水×隧道依時行為 → 第二刀（穩態假設×連續體極限，雙層下刀）</w:t>
       </w:r>
     </w:p>
     <w:p>
@@ -109,19 +164,9 @@
         <w:rPr>
           <w:rFonts w:ascii="Times New Roman" w:hAnsi="Times New Roman" w:eastAsia="標楷體"/>
           <w:b w:val="0"/>
-          <w:sz w:val="22"/>
+          <w:sz w:val="23"/>
         </w:rPr>
-        <w:t>L4 收口</w:t>
-      </w:r>
-    </w:p>
-    <w:p>
-      <w:r>
-        <w:rPr>
-          <w:rFonts w:ascii="Times New Roman" w:hAnsi="Times New Roman" w:eastAsia="標楷體"/>
-          <w:b/>
-          <w:sz w:val="24"/>
-        </w:rPr>
-        <w:t>P5 目的與貢獻（不同於…）：三層貢獻宣告＋路線圖</w:t>
+        <w:t>P4 方法系譜＋二階二分法收束（三要素句：水位循環×裂縫顯式解析×跨尺度互制無人同時滿足）</w:t>
       </w:r>
     </w:p>
     <w:p>
@@ -132,21 +177,18 @@
         <w:rPr>
           <w:rFonts w:ascii="Times New Roman" w:hAnsi="Times New Roman" w:eastAsia="標楷體"/>
           <w:b w:val="0"/>
-          <w:sz w:val="22"/>
+          <w:sz w:val="23"/>
         </w:rPr>
-        <w:t>—</w:t>
+        <w:t>P5 貢獻宣告（To address this gap→案例錨定→方法鏈→not only…but also 雙賣點→機制鏈口號）</w:t>
       </w:r>
     </w:p>
     <w:p>
-      <w:pPr>
-        <w:spacing w:after="240"/>
-      </w:pPr>
       <w:r>
         <w:rPr>
           <w:rFonts w:ascii="Times New Roman" w:hAnsi="Times New Roman" w:eastAsia="標楷體"/>
           <w:b/>
           <w:color w:val="C00000"/>
-          <w:sz w:val="24"/>
+          <w:sz w:val="23"/>
         </w:rPr>
         <w:t>【⚖ 待裁決】</w:t>
       </w:r>
@@ -154,9 +196,9 @@
         <w:rPr>
           <w:rFonts w:ascii="Times New Roman" w:hAnsi="Times New Roman" w:eastAsia="標楷體"/>
           <w:b w:val="0"/>
-          <w:sz w:val="24"/>
+          <w:sz w:val="23"/>
         </w:rPr>
-        <w:t>子節切法與順序？</w:t>
+        <w:t>五段制確認？（4 段裝不下雙支線；6 段嫌鬆）</w:t>
       </w:r>
     </w:p>
     <w:sectPr>

--- a/07_SCI_TUST/Chapter01_前言/子節架構/子節架構.docx
+++ b/07_SCI_TUST/Chapter01_前言/子節架構/子節架構.docx
@@ -9,7 +9,7 @@
           <w:b/>
           <w:sz w:val="30"/>
         </w:rPr>
-        <w:t>前言 v2——五段制（B 型雙支線＋二階二分法收束；56 篇統計：眾數 4–5 段）</w:t>
+        <w:t>前言 v3——五段制（B 型雙支線＋二階二分法；40/57 全文精讀後更新）</w:t>
       </w:r>
     </w:p>
     <w:p>
@@ -140,7 +140,7 @@
           <w:b w:val="0"/>
           <w:sz w:val="23"/>
         </w:rPr>
-        <w:t>P2 支線 A：襯砌裂縫/劣化研究 → 第一刀（認識缺口：水文驅動的時間演化未被檢視）</w:t>
+        <w:t>P2 支線 A：襯砌裂縫型態學與劣化 → 第一刀（型態→成因僅止於定性反演）</w:t>
       </w:r>
     </w:p>
     <w:p>
@@ -153,7 +153,7 @@
           <w:b w:val="0"/>
           <w:sz w:val="23"/>
         </w:rPr>
-        <w:t>P3 支線 B：水×隧道依時行為 → 第二刀（穩態假設×連續體極限，雙層下刀）</w:t>
+        <w:t>P3 支線 B：水×隧道依時行為 → 第二刀（穩態/單調假設×連續體極限，雙層下刀）</w:t>
       </w:r>
     </w:p>
     <w:p>
@@ -179,7 +179,54 @@
           <w:b w:val="0"/>
           <w:sz w:val="23"/>
         </w:rPr>
-        <w:t>P5 貢獻宣告（To address this gap→案例錨定→方法鏈→not only…but also 雙賣點→機制鏈口號）</w:t>
+        <w:t>P5 貢獻宣告（To address this gap→案例錨定→方法鏈→not only…but also 雙賣點→機制鏈商標名）</w:t>
+      </w:r>
+    </w:p>
+    <w:p>
+      <w:r>
+        <w:rPr>
+          <w:rFonts w:ascii="Times New Roman" w:hAnsi="Times New Roman" w:eastAsia="標楷體"/>
+          <w:b/>
+          <w:sz w:val="26"/>
+        </w:rPr>
+        <w:t>v3 重大更新：定位由「補文獻空白」升級為「補原作者自指的結構性空白」</w:t>
+      </w:r>
+    </w:p>
+    <w:p>
+      <w:r>
+        <w:rPr>
+          <w:rFonts w:ascii="Times New Roman" w:hAnsi="Times New Roman" w:eastAsia="標楷體"/>
+          <w:b w:val="0"/>
+          <w:color w:val="1F4EC8"/>
+          <w:sz w:val="23"/>
+        </w:rPr>
+        <w:t>(Wang, 2010)</w:t>
+      </w:r>
+      <w:r>
+        <w:rPr>
+          <w:rFonts w:ascii="Times New Roman" w:hAnsi="Times New Roman" w:eastAsia="標楷體"/>
+          <w:b w:val="0"/>
+          <w:sz w:val="23"/>
+        </w:rPr>
+        <w:t xml:space="preserve"> 全文精讀發現：該文 §4 開頭即以認識論免責論證——隧道缺主導結構模式與 critical positions，故裂縫型態→成因只能是**定性反演**，且反演須以獨立坡體證據為前提。本研究的跨尺度鏈恰好補位：FDM 提供圍岩位移場（＝其定義之中尺度邊界條件）、DEM 產生襯砌鍵結斷裂→裂縫型態，形成**可量化的正演—反演閉環**。貢獻宣告因此寫成「把定性反演升級為正演—反演閉環」，比「提出新模型」有力得多。</w:t>
+      </w:r>
+      <w:r>
+        <w:rPr>
+          <w:rFonts w:ascii="Times New Roman" w:hAnsi="Times New Roman" w:eastAsia="標楷體"/>
+          <w:b w:val="0"/>
+          <w:sz w:val="23"/>
+        </w:rPr>
+        <w:t xml:space="preserve">　</w:t>
+      </w:r>
+      <w:r>
+        <w:rPr>
+          <w:rFonts w:ascii="Times New Roman" w:hAnsi="Times New Roman" w:eastAsia="標楷體"/>
+          <w:b w:val="0"/>
+          <w:color w:val="000000"/>
+          <w:sz w:val="21"/>
+          <w:highlight w:val="yellow"/>
+        </w:rPr>
+        <w:t>【重點：補的是原作者親自指認的空白，不是我們硬找的縫】</w:t>
       </w:r>
     </w:p>
     <w:p>
@@ -198,7 +245,7 @@
           <w:b w:val="0"/>
           <w:sz w:val="23"/>
         </w:rPr>
-        <w:t>五段制確認？（4 段裝不下雙支線；6 段嫌鬆）</w:t>
+        <w:t>五段制確認？貢獻定位改為「正演—反演閉環」是否採用？</w:t>
       </w:r>
     </w:p>
     <w:sectPr>
